--- a/docx/Carya_Gruplar_ve_Tarikatlar.docx
+++ b/docx/Carya_Gruplar_ve_Tarikatlar.docx
@@ -112,7 +112,7 @@
         <w:rPr>
           <w:rFonts w:ascii="Georgia" w:hAnsi="Georgia" w:cs="Georgia" w:eastAsia="Georgia"/>
         </w:rPr>
-        <w:t>Topluluğun adı, Horus'un Sanguinus'u öldürdüğü an gözünden süzülen tek bir damla yaştan gelir. Anlatılana göre o gözyaşını gören İmparator, öfkesini bir kat daha bilemiştir. İşte o tek damla, hem topluluğun adına hem de simgesine kazınmıştır: sarı bir zemin üzerine, kan kırmızısı bir damla ve damlanın iki yanından açılan yalın iki kanat.</w:t>
+        <w:t>Topluluğun adı, Horus'un Sanguinus'u öldürdüğü an gözünden süzülen tek bir damla yaştan gelir. Anlatılana göre o gözyaşını gören Amarath, öfkesini bir kat daha bilemiştir. İşte o tek damla, hem topluluğun adına hem de simgesine kazınmıştır: sarı bir zemin üzerine, kan kırmızısı bir damla ve damlanın iki yanından açılan yalın iki kanat.</w:t>
       </w:r>
     </w:p>
     <w:p>

--- a/docx/Carya_Gruplar_ve_Tarikatlar.docx
+++ b/docx/Carya_Gruplar_ve_Tarikatlar.docx
@@ -500,7 +500,7 @@
         <w:rPr>
           <w:rFonts w:ascii="Georgia" w:hAnsi="Georgia" w:cs="Georgia" w:eastAsia="Georgia"/>
         </w:rPr>
-        <w:t>Altın Terazi Sendikası, diyarın en büyük tüccar sendikasıdır. Bir banka gibi işleyen devasa bir tüccar birliğidir; kredi verir, mevduat tutar, borç senetleri düzenler, ticaret yollarını ve diyar genelindeki fiyat dengesini elinde bulundurur. Bir malın bir uçtan diğer uca hangi fiyata gideceği, çoğu zaman fiilen onların belirlediği denge üzerinden şekillenir.</w:t>
+        <w:t>Altın Terazi Sendikası, diyarın en büyük tüccar sendikasıdır. Bir banka gibi işleyen devasa bir tüccar birliğidir; Venture’daki İmparatorluk Bankası’ndan ayrıdır: banka devletin hazinesini yürütür, sendika ise tüccarların kendi ağıdır. kredi verir, mevduat tutar, borç senetleri düzenler, ticaret yollarını ve diyar genelindeki fiyat dengesini elinde bulundurur. Bir malın bir uçtan diğer uca hangi fiyata gideceği, çoğu zaman fiilen onların belirlediği denge üzerinden şekillenir.</w:t>
       </w:r>
     </w:p>
     <w:p>

--- a/docx/Carya_Gruplar_ve_Tarikatlar.docx
+++ b/docx/Carya_Gruplar_ve_Tarikatlar.docx
@@ -282,7 +282,7 @@
         <w:rPr>
           <w:rFonts w:ascii="Georgia" w:hAnsi="Georgia" w:cs="Georgia" w:eastAsia="Georgia"/>
         </w:rPr>
-        <w:t>Birliğin en köklü inancı ise Tanrı Arcan'ın, henüz bir insan olduğu çağdan kalan soyunun kutsal olduğudur. Bu kutsal soyun kanını taşıyanları diyarın dört bir yanında ararlar; bulduklarında onları korumayı ve nihayetinde başa, yani hak ettiklerine inandıkları yönetim mevkiine geçirmeyi kendilerine kutsal bir vazife sayarlar. El Birliği için bu soyun iktidara yükselişi, büyücülerin diyar üzerindeki gerçek hâkimiyetinin de müjdecisidir.</w:t>
+        <w:t>Birliğin en köklü inancı ise Tanrı Arcan'ın, henüz bir insan olduğu çağdan kalan soyunun kutsal olduğudur. Archantus hanesini Koran’ın ailesi sayarlar ama kanı saymazlar; asıl aradıkları, tarihe geçmemiş olabilecek Koran’ın gerçek çocuğunun soyudur. Bu kutsal soyun kanını taşıyanları diyarın dört bir yanında ararlar; bulduklarında onları korumayı ve nihayetinde başa, yani hak ettiklerine inandıkları yönetim mevkiine geçirmeyi kendilerine kutsal bir vazife sayarlar. El Birliği için bu soyun iktidara yükselişi, büyücülerin diyar üzerindeki gerçek hâkimiyetinin de müjdecisidir.</w:t>
       </w:r>
     </w:p>
     <w:p>
@@ -567,7 +567,7 @@
         <w:rPr>
           <w:rFonts w:ascii="Georgia" w:hAnsi="Georgia" w:cs="Georgia" w:eastAsia="Georgia"/>
         </w:rPr>
-        <w:t>Kırık Kalkanlar, tek bir paralı asker birliği değildir; diyardaki irili ufaklı tüm paralı asker bölüklerini tek bir çatı altında toplayan büyük bir sendikadır. Sözleşme koşullarını, ödenecek asgari ücretleri ve savaş meydanında uyulması gereken kuralları belirleyen merci odur. Hangi işin kaça tutulacağı, bir bölüğün hangi şartlarda saf değiştirebileceği, esirlere ve teslim olanlara nasıl davranılacağı; bütün bunlar Kırık Kalkanlar'ın koyduğu teamüllere bağlıdır.</w:t>
+        <w:t>Kırık Kalkanlar, tek bir paralı asker birliği değildir; diyardaki irili ufaklı tüm paralı asker bölüklerini tek bir çatı altında toplayan büyük bir sendikadır. Sözleşme koşullarını, ödenecek asgari ücretleri ve savaş meydanında uyulması gereken kuralları belirleyen merci odur. Hangi işin kaça tutulacağı, bir bölüğün hangi şartlarda saf değiştirebileceği, esirlere ve teslim olanlara nasıl davranılacağı; bütün bunlar Kırık Kalkanlar'ın koyduğu teamüllere bağlıdır. Sendika çoğunlukla düzenli ordulardan tasfiye edilmiş askerleri ve büyük maceracı gruplarını bünyesinde toplar; zaman zaman içindeki küçük grupları birleştirir ve ücret karşılığında hizmete sunar. İmparator, bir lord ya da başka bir krallıktan zengin biri sendikanın tamamını ya da bir kısmını kiralayabilir.</w:t>
       </w:r>
     </w:p>
     <w:p>
